--- a/DBMS_Course_Report_abhishek bhardwaj.docx
+++ b/DBMS_Course_Report_abhishek bhardwaj.docx
@@ -332,25 +332,7 @@
           <w:i/>
           <w:sz w:val="24"/>
         </w:rPr>
-        <w:t xml:space="preserve">Lectures, Assignments &amp; </w:t>
-      </w:r>
-      <w:proofErr w:type="spellStart"/>
-      <w:r>
-        <w:rPr>
-          <w:b/>
-          <w:i/>
-          <w:sz w:val="24"/>
-        </w:rPr>
-        <w:t>Practicals</w:t>
-      </w:r>
-      <w:proofErr w:type="spellEnd"/>
-      <w:r>
-        <w:rPr>
-          <w:b/>
-          <w:i/>
-          <w:sz w:val="24"/>
-        </w:rPr>
-        <w:t>)</w:t>
+        <w:t>Lectures, Assignments &amp; Practicals)</w:t>
       </w:r>
     </w:p>
     <w:p>
@@ -1273,21 +1255,12 @@
         </w:rPr>
         <w:t xml:space="preserve">of </w:t>
       </w:r>
-      <w:proofErr w:type="spellStart"/>
       <w:r>
         <w:rPr>
           <w:b/>
           <w:sz w:val="24"/>
         </w:rPr>
-        <w:t>B.Tech</w:t>
-      </w:r>
-      <w:proofErr w:type="spellEnd"/>
-      <w:r>
-        <w:rPr>
-          <w:b/>
-          <w:sz w:val="24"/>
-        </w:rPr>
-        <w:t xml:space="preserve"> — Computer Science and</w:t>
+        <w:t>B.Tech — Computer Science and</w:t>
       </w:r>
       <w:r>
         <w:rPr>
@@ -3324,14 +3297,12 @@
         </w:rPr>
         <w:t xml:space="preserve"> </w:t>
       </w:r>
-      <w:proofErr w:type="spellStart"/>
       <w:r>
         <w:rPr>
           <w:b/>
         </w:rPr>
         <w:t>GeeksforGeeks</w:t>
       </w:r>
-      <w:proofErr w:type="spellEnd"/>
       <w:r>
         <w:t>,</w:t>
       </w:r>
@@ -3865,15 +3836,7 @@
         <w:t xml:space="preserve"> </w:t>
       </w:r>
       <w:r>
-        <w:t xml:space="preserve">quality, and engagement), assignments and quizzes (relevance to SQL, normalization, and transactions; difficulty calibration; and feedback quality), and </w:t>
-      </w:r>
-      <w:proofErr w:type="spellStart"/>
-      <w:r>
-        <w:t>practicals</w:t>
-      </w:r>
-      <w:proofErr w:type="spellEnd"/>
-      <w:r>
-        <w:t xml:space="preserve"> (hands-on SQL tasks, ER modeling, tool usability using MySQL/online simulators, and ease of setup).</w:t>
+        <w:t>quality, and engagement), assignments and quizzes (relevance to SQL, normalization, and transactions; difficulty calibration; and feedback quality), and practicals (hands-on SQL tasks, ER modeling, tool usability using MySQL/online simulators, and ease of setup).</w:t>
       </w:r>
     </w:p>
     <w:p>
@@ -4007,17 +3970,7 @@
         <w:t xml:space="preserve"> </w:t>
       </w:r>
       <w:r>
-        <w:t xml:space="preserve">survey (1–5 scale) administered to 30–50 second-year </w:t>
-      </w:r>
-      <w:proofErr w:type="spellStart"/>
-      <w:proofErr w:type="gramStart"/>
-      <w:r>
-        <w:t>B.Tech</w:t>
-      </w:r>
-      <w:proofErr w:type="spellEnd"/>
-      <w:proofErr w:type="gramEnd"/>
-      <w:r>
-        <w:t xml:space="preserve"> peers enrolled in the DBMS module at SRM Institute of Science and Technology, Delhi-NCR Campus. Key findings indicate that the course provides strong conceptual coverage — particularly for ER modeling, relational algebra, SQL (DDL/DML), normalization up to BCNF, ACID properties, transactions, indexing, and concurrency control. The instructor's explanations were rated highly for clarity and real-world relevance, with an overall course rating averaging 4.2/5 among survey respondents. However, certain limitations were identified: practical sessions lacked guided setup instructions for local database tools, some advanced normalization exercises were insufficiently graded with detailed auto-feedback, and animated SQL/ER diagram walkthroughs were limited in number.</w:t>
+        <w:t>survey (1–5 scale) administered to 30–50 second-year B.Tech peers enrolled in the DBMS module at SRM Institute of Science and Technology, Delhi-NCR Campus. Key findings indicate that the course provides strong conceptual coverage — particularly for ER modeling, relational algebra, SQL (DDL/DML), normalization up to BCNF, ACID properties, transactions, indexing, and concurrency control. The instructor's explanations were rated highly for clarity and real-world relevance, with an overall course rating averaging 4.2/5 among survey respondents. However, certain limitations were identified: practical sessions lacked guided setup instructions for local database tools, some advanced normalization exercises were insufficiently graded with detailed auto-feedback, and animated SQL/ER diagram walkthroughs were limited in number.</w:t>
       </w:r>
     </w:p>
     <w:p>
@@ -4123,13 +4076,9 @@
         </w:rPr>
         <w:t xml:space="preserve"> </w:t>
       </w:r>
-      <w:proofErr w:type="spellStart"/>
-      <w:proofErr w:type="gramStart"/>
       <w:r>
         <w:t>B.Tech</w:t>
       </w:r>
-      <w:proofErr w:type="spellEnd"/>
-      <w:proofErr w:type="gramEnd"/>
       <w:r>
         <w:rPr>
           <w:spacing w:val="-5"/>
@@ -5991,11 +5940,9 @@
         </w:rPr>
         <w:t xml:space="preserve"> </w:t>
       </w:r>
-      <w:proofErr w:type="spellStart"/>
       <w:r>
         <w:t>Programme</w:t>
       </w:r>
-      <w:proofErr w:type="spellEnd"/>
       <w:r>
         <w:rPr>
           <w:spacing w:val="-7"/>
@@ -6167,17 +6114,7 @@
         <w:t xml:space="preserve"> </w:t>
       </w:r>
       <w:r>
-        <w:t xml:space="preserve">Durability </w:t>
-      </w:r>
-      <w:proofErr w:type="spellStart"/>
-      <w:proofErr w:type="gramStart"/>
-      <w:r>
-        <w:t>B.Tech</w:t>
-      </w:r>
-      <w:proofErr w:type="spellEnd"/>
-      <w:proofErr w:type="gramEnd"/>
-      <w:r>
-        <w:t xml:space="preserve"> – Bachelor of Technology</w:t>
+        <w:t>Durability B.Tech – Bachelor of Technology</w:t>
       </w:r>
     </w:p>
     <w:p>
@@ -6186,7 +6123,6 @@
         <w:spacing w:before="6"/>
         <w:ind w:left="360"/>
       </w:pPr>
-      <w:proofErr w:type="gramStart"/>
       <w:r>
         <w:t>CSE</w:t>
       </w:r>
@@ -6199,7 +6135,6 @@
       <w:r>
         <w:t>–</w:t>
       </w:r>
-      <w:proofErr w:type="gramEnd"/>
       <w:r>
         <w:rPr>
           <w:spacing w:val="58"/>
@@ -6401,17 +6336,7 @@
         <w:t xml:space="preserve"> </w:t>
       </w:r>
       <w:r>
-        <w:t xml:space="preserve">undergraduate level. For second-year </w:t>
-      </w:r>
-      <w:proofErr w:type="spellStart"/>
-      <w:proofErr w:type="gramStart"/>
-      <w:r>
-        <w:t>B.Tech</w:t>
-      </w:r>
-      <w:proofErr w:type="spellEnd"/>
-      <w:proofErr w:type="gramEnd"/>
-      <w:r>
-        <w:t xml:space="preserve"> students at</w:t>
+        <w:t>undergraduate level. For second-year B.Tech students at</w:t>
       </w:r>
       <w:r>
         <w:rPr>
@@ -6911,21 +6836,7 @@
         <w:rPr>
           <w:sz w:val="24"/>
         </w:rPr>
-        <w:t xml:space="preserve"> Scaler Topics is a free educational platform by </w:t>
-      </w:r>
-      <w:proofErr w:type="gramStart"/>
-      <w:r>
-        <w:rPr>
-          <w:sz w:val="24"/>
-        </w:rPr>
-        <w:t>Scaler,</w:t>
-      </w:r>
-      <w:proofErr w:type="gramEnd"/>
-      <w:r>
-        <w:rPr>
-          <w:sz w:val="24"/>
-        </w:rPr>
-        <w:t xml:space="preserve"> a tech education company focused on software engineering skills. The course is structured as follows:</w:t>
+        <w:t xml:space="preserve"> Scaler Topics is a free educational platform by Scaler, a tech education company focused on software engineering skills. The course is structured as follows:</w:t>
       </w:r>
     </w:p>
     <w:p>
@@ -7788,17 +7699,7 @@
       </w:pPr>
       <w:r>
         <w:lastRenderedPageBreak/>
-        <w:t xml:space="preserve">While online DBMS courses are abundant, their suitability for second-year </w:t>
-      </w:r>
-      <w:proofErr w:type="spellStart"/>
-      <w:proofErr w:type="gramStart"/>
-      <w:r>
-        <w:t>B.Tech</w:t>
-      </w:r>
-      <w:proofErr w:type="spellEnd"/>
-      <w:proofErr w:type="gramEnd"/>
-      <w:r>
-        <w:t xml:space="preserve"> students who are simultaneously studying DBMS as a core subject requires careful assessment. The need for a systematic evaluation arises from the following considerations: course content alignment with university syllabus, appropriateness of difficulty level for the target audience, quality and effectiveness of the teaching methodology, and the practical value of assignments and hands-on exercises provided.</w:t>
+        <w:t>While online DBMS courses are abundant, their suitability for second-year B.Tech students who are simultaneously studying DBMS as a core subject requires careful assessment. The need for a systematic evaluation arises from the following considerations: course content alignment with university syllabus, appropriateness of difficulty level for the target audience, quality and effectiveness of the teaching methodology, and the practical value of assignments and hands-on exercises provided.</w:t>
       </w:r>
     </w:p>
     <w:p>
@@ -8395,14 +8296,12 @@
         </w:rPr>
         <w:t xml:space="preserve"> </w:t>
       </w:r>
-      <w:proofErr w:type="spellStart"/>
       <w:r>
         <w:rPr>
           <w:sz w:val="24"/>
         </w:rPr>
         <w:t>practicals</w:t>
       </w:r>
-      <w:proofErr w:type="spellEnd"/>
       <w:r>
         <w:rPr>
           <w:spacing w:val="-1"/>
@@ -8927,17 +8826,7 @@
         <w:t xml:space="preserve"> </w:t>
       </w:r>
       <w:r>
-        <w:t xml:space="preserve">completion and a peer survey conducted among 30–50 second-year </w:t>
-      </w:r>
-      <w:proofErr w:type="spellStart"/>
-      <w:proofErr w:type="gramStart"/>
-      <w:r>
-        <w:t>B.Tech</w:t>
-      </w:r>
-      <w:proofErr w:type="spellEnd"/>
-      <w:proofErr w:type="gramEnd"/>
-      <w:r>
-        <w:t xml:space="preserve"> students at SRM Institute of Science and Technology, Delhi-NCR Campus. The evaluation focuses exclusively on the Scaler Topics DBMS course.</w:t>
+        <w:t>completion and a peer survey conducted among 30–50 second-year B.Tech students at SRM Institute of Science and Technology, Delhi-NCR Campus. The evaluation focuses exclusively on the Scaler Topics DBMS course.</w:t>
       </w:r>
     </w:p>
     <w:p>
@@ -11323,25 +11212,7 @@
         <w:jc w:val="both"/>
       </w:pPr>
       <w:r>
-        <w:t>Primary data collection involved two streams: (</w:t>
-      </w:r>
-      <w:proofErr w:type="spellStart"/>
-      <w:r>
-        <w:t>i</w:t>
-      </w:r>
-      <w:proofErr w:type="spellEnd"/>
-      <w:r>
-        <w:t xml:space="preserve">) personal completion of the full 29-hour Scaler Topics DBMS course, with notes maintained across all 16 modules; and (ii) a Google Forms survey distributed to 30–50 second-year </w:t>
-      </w:r>
-      <w:proofErr w:type="spellStart"/>
-      <w:proofErr w:type="gramStart"/>
-      <w:r>
-        <w:t>B.Tech</w:t>
-      </w:r>
-      <w:proofErr w:type="spellEnd"/>
-      <w:proofErr w:type="gramEnd"/>
-      <w:r>
-        <w:t xml:space="preserve"> (CSE) peers at SRM Institute of Science and Technology, Delhi-NCR Campus, who had either completed or partially completed the same </w:t>
+        <w:t xml:space="preserve">Primary data collection involved two streams: (i) personal completion of the full 29-hour Scaler Topics DBMS course, with notes maintained across all 16 modules; and (ii) a Google Forms survey distributed to 30–50 second-year B.Tech (CSE) peers at SRM Institute of Science and Technology, Delhi-NCR Campus, who had either completed or partially completed the same </w:t>
       </w:r>
       <w:r>
         <w:rPr>
@@ -11539,13 +11410,8 @@
         <w:ind w:left="360" w:right="359"/>
         <w:jc w:val="both"/>
       </w:pPr>
-      <w:proofErr w:type="spellStart"/>
-      <w:r>
-        <w:t>Practicals</w:t>
-      </w:r>
-      <w:proofErr w:type="spellEnd"/>
-      <w:r>
-        <w:t xml:space="preserve"> were reviewed for: quality of hands-on tasks (table creation, query writing, normalization</w:t>
+      <w:r>
+        <w:t>Practicals were reviewed for: quality of hands-on tasks (table creation, query writing, normalization</w:t>
       </w:r>
       <w:r>
         <w:rPr>
@@ -11837,17 +11703,7 @@
         <w:jc w:val="both"/>
       </w:pPr>
       <w:r>
-        <w:t xml:space="preserve">The Scaler Topics DBMS course received an average overall rating of 4.2 / 5 from survey respondents, reflecting strong satisfaction among second-year </w:t>
-      </w:r>
-      <w:proofErr w:type="spellStart"/>
-      <w:proofErr w:type="gramStart"/>
-      <w:r>
-        <w:t>B.Tech</w:t>
-      </w:r>
-      <w:proofErr w:type="spellEnd"/>
-      <w:proofErr w:type="gramEnd"/>
-      <w:r>
-        <w:t xml:space="preserve"> students. Approximately 78% of respondents reported completing more than 80% of the course content, indicating high engagement and relevance to their current academic needs.</w:t>
+        <w:t>The Scaler Topics DBMS course received an average overall rating of 4.2 / 5 from survey respondents, reflecting strong satisfaction among second-year B.Tech students. Approximately 78% of respondents reported completing more than 80% of the course content, indicating high engagement and relevance to their current academic needs.</w:t>
       </w:r>
     </w:p>
     <w:p>
@@ -13437,14 +13293,12 @@
         <w:lastRenderedPageBreak/>
         <w:t xml:space="preserve"> ​</w:t>
       </w:r>
-      <w:proofErr w:type="spellStart"/>
       <w:r>
         <w:rPr>
           <w:spacing w:val="-2"/>
         </w:rPr>
         <w:t>Practicals</w:t>
       </w:r>
-      <w:proofErr w:type="spellEnd"/>
     </w:p>
     <w:p>
       <w:pPr>
@@ -14295,13 +14149,9 @@
         </w:rPr>
         <w:t xml:space="preserve"> </w:t>
       </w:r>
-      <w:proofErr w:type="spellStart"/>
-      <w:proofErr w:type="gramStart"/>
       <w:r>
         <w:t>B.Tech</w:t>
       </w:r>
-      <w:proofErr w:type="spellEnd"/>
-      <w:proofErr w:type="gramEnd"/>
       <w:r>
         <w:rPr>
           <w:spacing w:val="-10"/>
@@ -14631,11 +14481,9 @@
         </w:rPr>
         <w:t xml:space="preserve"> </w:t>
       </w:r>
-      <w:proofErr w:type="spellStart"/>
       <w:r>
         <w:t>LeetCode</w:t>
       </w:r>
-      <w:proofErr w:type="spellEnd"/>
       <w:r>
         <w:rPr>
           <w:spacing w:val="-11"/>
@@ -14651,13 +14499,8 @@
         </w:rPr>
         <w:t xml:space="preserve"> </w:t>
       </w:r>
-      <w:proofErr w:type="spellStart"/>
-      <w:r>
-        <w:t>HackerRank</w:t>
-      </w:r>
-      <w:proofErr w:type="spellEnd"/>
-      <w:r>
-        <w:t>).</w:t>
+      <w:r>
+        <w:t>HackerRank).</w:t>
       </w:r>
       <w:r>
         <w:rPr>
@@ -14744,23 +14587,7 @@
       </w:pPr>
       <w:r>
         <w:lastRenderedPageBreak/>
-        <w:t xml:space="preserve">For </w:t>
-      </w:r>
-      <w:proofErr w:type="spellStart"/>
-      <w:r>
-        <w:t>Practicals</w:t>
-      </w:r>
-      <w:proofErr w:type="spellEnd"/>
-      <w:r>
-        <w:t xml:space="preserve">: Integrate a cloud-based SQL sandbox (e.g., </w:t>
-      </w:r>
-      <w:proofErr w:type="spellStart"/>
-      <w:r>
-        <w:t>SQLFiddle</w:t>
-      </w:r>
-      <w:proofErr w:type="spellEnd"/>
-      <w:r>
-        <w:t>, DB-Fiddle, or a Scaler- hosted MySQL environment) so students can execute queries directly in-browser without local setup.</w:t>
+        <w:t>For Practicals: Integrate a cloud-based SQL sandbox (e.g., SQLFiddle, DB-Fiddle, or a Scaler- hosted MySQL environment) so students can execute queries directly in-browser without local setup.</w:t>
       </w:r>
       <w:r>
         <w:rPr>
@@ -14849,13 +14676,8 @@
         </w:rPr>
         <w:t xml:space="preserve"> </w:t>
       </w:r>
-      <w:proofErr w:type="spellStart"/>
-      <w:r>
-        <w:t>practicals</w:t>
-      </w:r>
-      <w:proofErr w:type="spellEnd"/>
-      <w:r>
-        <w:t xml:space="preserve"> section.</w:t>
+      <w:r>
+        <w:t>practicals section.</w:t>
       </w:r>
       <w:r>
         <w:rPr>
@@ -15031,15 +14853,7 @@
         <w:jc w:val="both"/>
       </w:pPr>
       <w:r>
-        <w:t xml:space="preserve">This report has presented a systematic evaluation of the Scaler Topics DBMS course — "Master the Fundamentals and Advanced Concepts of DBMS" — across three core dimensions: video lectures, assignments, and </w:t>
-      </w:r>
-      <w:proofErr w:type="spellStart"/>
-      <w:r>
-        <w:t>practicals</w:t>
-      </w:r>
-      <w:proofErr w:type="spellEnd"/>
-      <w:r>
-        <w:t>. The evaluation was conducted through personal course completion</w:t>
+        <w:t>This report has presented a systematic evaluation of the Scaler Topics DBMS course — "Master the Fundamentals and Advanced Concepts of DBMS" — across three core dimensions: video lectures, assignments, and practicals. The evaluation was conducted through personal course completion</w:t>
       </w:r>
       <w:r>
         <w:rPr>
@@ -15101,13 +14915,9 @@
         </w:rPr>
         <w:t xml:space="preserve"> </w:t>
       </w:r>
-      <w:proofErr w:type="spellStart"/>
-      <w:proofErr w:type="gramStart"/>
       <w:r>
         <w:t>B.Tech</w:t>
       </w:r>
-      <w:proofErr w:type="spellEnd"/>
-      <w:proofErr w:type="gramEnd"/>
       <w:r>
         <w:rPr>
           <w:spacing w:val="-13"/>
@@ -15249,25 +15059,7 @@
         <w:t xml:space="preserve"> </w:t>
       </w:r>
       <w:r>
-        <w:t xml:space="preserve">clarity in DBMS. Its 16-module structure covering ER modeling, relational algebra, SQL, normalization, transactions, concurrency, and indexing </w:t>
-      </w:r>
-      <w:proofErr w:type="gramStart"/>
-      <w:r>
-        <w:t>aligns</w:t>
-      </w:r>
-      <w:proofErr w:type="gramEnd"/>
-      <w:r>
-        <w:t xml:space="preserve"> closely with standard </w:t>
-      </w:r>
-      <w:proofErr w:type="spellStart"/>
-      <w:proofErr w:type="gramStart"/>
-      <w:r>
-        <w:t>B.Tech</w:t>
-      </w:r>
-      <w:proofErr w:type="spellEnd"/>
-      <w:proofErr w:type="gramEnd"/>
-      <w:r>
-        <w:t xml:space="preserve"> DBMS syllabi. The instructor's clear explanations, industry-relevant examples, and the free, self-paced nature of the course make it a strong supplementary resource for second-year students.</w:t>
+        <w:t>clarity in DBMS. Its 16-module structure covering ER modeling, relational algebra, SQL, normalization, transactions, concurrency, and indexing aligns closely with standard B.Tech DBMS syllabi. The instructor's clear explanations, industry-relevant examples, and the free, self-paced nature of the course make it a strong supplementary resource for second-year students.</w:t>
       </w:r>
     </w:p>
     <w:p>
@@ -15509,17 +15301,7 @@
         <w:t xml:space="preserve"> </w:t>
       </w:r>
       <w:r>
-        <w:t xml:space="preserve">for second-year </w:t>
-      </w:r>
-      <w:proofErr w:type="spellStart"/>
-      <w:proofErr w:type="gramStart"/>
-      <w:r>
-        <w:t>B.Tech</w:t>
-      </w:r>
-      <w:proofErr w:type="spellEnd"/>
-      <w:proofErr w:type="gramEnd"/>
-      <w:r>
-        <w:t xml:space="preserve"> DBMS students, particularly during the early weeks of the semester when foundational concepts are being introduced.</w:t>
+        <w:t>for second-year B.Tech DBMS students, particularly during the early weeks of the semester when foundational concepts are being introduced.</w:t>
       </w:r>
     </w:p>
     <w:p>
@@ -16116,19 +15898,11 @@
           <w:sz w:val="24"/>
         </w:rPr>
       </w:pPr>
-      <w:proofErr w:type="spellStart"/>
-      <w:r>
-        <w:rPr>
-          <w:sz w:val="24"/>
-        </w:rPr>
-        <w:t>GeeksforGeeks</w:t>
-      </w:r>
-      <w:proofErr w:type="spellEnd"/>
-      <w:r>
-        <w:rPr>
-          <w:sz w:val="24"/>
-        </w:rPr>
-        <w:t>.</w:t>
+      <w:r>
+        <w:rPr>
+          <w:sz w:val="24"/>
+        </w:rPr>
+        <w:t>GeeksforGeeks.</w:t>
       </w:r>
       <w:r>
         <w:rPr>
@@ -17668,14 +17442,12 @@
         </w:rPr>
         <w:t xml:space="preserve"> </w:t>
       </w:r>
-      <w:proofErr w:type="spellStart"/>
       <w:r>
         <w:rPr>
           <w:spacing w:val="-2"/>
         </w:rPr>
         <w:t>Practicals</w:t>
       </w:r>
-      <w:proofErr w:type="spellEnd"/>
     </w:p>
     <w:p>
       <w:pPr>
@@ -17993,13 +17765,9 @@
         </w:rPr>
         <w:t xml:space="preserve"> </w:t>
       </w:r>
-      <w:proofErr w:type="spellStart"/>
-      <w:proofErr w:type="gramStart"/>
       <w:r>
         <w:t>B.Tech</w:t>
       </w:r>
-      <w:proofErr w:type="spellEnd"/>
-      <w:proofErr w:type="gramEnd"/>
       <w:r>
         <w:rPr>
           <w:spacing w:val="-4"/>
